--- a/back/src/static/todoSilver/AnexoTecnicoCapital.docx
+++ b/back/src/static/todoSilver/AnexoTecnicoCapital.docx
@@ -1,6 +1,6 @@
 
 <file path=word/document.xml><?xml version="1.0" encoding="utf-8"?>
-<w:document xmlns:wpc="http://schemas.microsoft.com/office/word/2010/wordprocessingCanvas" xmlns:cx="http://schemas.microsoft.com/office/drawing/2014/chartex" xmlns:cx1="http://schemas.microsoft.com/office/drawing/2015/9/8/chartex" xmlns:cx2="http://schemas.microsoft.com/office/drawing/2015/10/21/chartex" xmlns:cx3="http://schemas.microsoft.com/office/drawing/2016/5/9/chartex" xmlns:cx4="http://schemas.microsoft.com/office/drawing/2016/5/10/chartex" xmlns:cx5="http://schemas.microsoft.com/office/drawing/2016/5/11/chartex" xmlns:cx6="http://schemas.microsoft.com/office/drawing/2016/5/12/chartex" xmlns:cx7="http://schemas.microsoft.com/office/drawing/2016/5/13/chartex" xmlns:cx8="http://schemas.microsoft.com/office/drawing/2016/5/14/chartex" xmlns:mc="http://schemas.openxmlformats.org/markup-compatibility/2006" xmlns:aink="http://schemas.microsoft.com/office/drawing/2016/ink" xmlns:am3d="http://schemas.microsoft.com/office/drawing/2017/model3d" xmlns:o="urn:schemas-microsoft-com:office:office" xmlns:oel="http://schemas.microsoft.com/office/2019/extlst" xmlns:r="http://schemas.openxmlformats.org/officeDocument/2006/relationships" xmlns:m="http://schemas.openxmlformats.org/officeDocument/2006/math" xmlns:v="urn:schemas-microsoft-com:vml" xmlns:wp14="http://schemas.microsoft.com/office/word/2010/wordprocessingDrawing" xmlns:wp="http://schemas.openxmlformats.org/drawingml/2006/wordprocessingDrawing" xmlns:w10="urn:schemas-microsoft-com:office:word" xmlns:w="http://schemas.openxmlformats.org/wordprocessingml/2006/main" xmlns:w14="http://schemas.microsoft.com/office/word/2010/wordml" xmlns:w15="http://schemas.microsoft.com/office/word/2012/wordml" xmlns:w16cex="http://schemas.microsoft.com/office/word/2018/wordml/cex" xmlns:w16cid="http://schemas.microsoft.com/office/word/2016/wordml/cid" xmlns:w16="http://schemas.microsoft.com/office/word/2018/wordml" xmlns:w16du="http://schemas.microsoft.com/office/word/2023/wordml/word16du" xmlns:w16sdtdh="http://schemas.microsoft.com/office/word/2020/wordml/sdtdatahash" xmlns:w16sdtfl="http://schemas.microsoft.com/office/word/2024/wordml/sdtformatlock" xmlns:w16se="http://schemas.microsoft.com/office/word/2015/wordml/symex" xmlns:wpg="http://schemas.microsoft.com/office/word/2010/wordprocessingGroup" xmlns:wpi="http://schemas.microsoft.com/office/word/2010/wordprocessingInk" xmlns:wne="http://schemas.microsoft.com/office/word/2006/wordml" xmlns:wps="http://schemas.microsoft.com/office/word/2010/wordprocessingShape" mc:Ignorable="w14 w15 w16se w16cid w16 w16cex w16sdtdh w16sdtfl w16du wp14">
+<w:document xmlns:wpc="http://schemas.microsoft.com/office/word/2010/wordprocessingCanvas" xmlns:cx="http://schemas.microsoft.com/office/drawing/2014/chartex" xmlns:cx1="http://schemas.microsoft.com/office/drawing/2015/9/8/chartex" xmlns:cx2="http://schemas.microsoft.com/office/drawing/2015/10/21/chartex" xmlns:cx3="http://schemas.microsoft.com/office/drawing/2016/5/9/chartex" xmlns:cx4="http://schemas.microsoft.com/office/drawing/2016/5/10/chartex" xmlns:cx5="http://schemas.microsoft.com/office/drawing/2016/5/11/chartex" xmlns:cx6="http://schemas.microsoft.com/office/drawing/2016/5/12/chartex" xmlns:cx7="http://schemas.microsoft.com/office/drawing/2016/5/13/chartex" xmlns:cx8="http://schemas.microsoft.com/office/drawing/2016/5/14/chartex" xmlns:mc="http://schemas.openxmlformats.org/markup-compatibility/2006" xmlns:aink="http://schemas.microsoft.com/office/drawing/2016/ink" xmlns:am3d="http://schemas.microsoft.com/office/drawing/2017/model3d" xmlns:o="urn:schemas-microsoft-com:office:office" xmlns:oel="http://schemas.microsoft.com/office/2019/extlst" xmlns:r="http://schemas.openxmlformats.org/officeDocument/2006/relationships" xmlns:m="http://schemas.openxmlformats.org/officeDocument/2006/math" xmlns:v="urn:schemas-microsoft-com:vml" xmlns:wp14="http://schemas.microsoft.com/office/word/2010/wordprocessingDrawing" xmlns:wp="http://schemas.openxmlformats.org/drawingml/2006/wordprocessingDrawing" xmlns:w10="urn:schemas-microsoft-com:office:word" xmlns:w="http://schemas.openxmlformats.org/wordprocessingml/2006/main" xmlns:w14="http://schemas.microsoft.com/office/word/2010/wordml" xmlns:w15="http://schemas.microsoft.com/office/word/2012/wordml" xmlns:w16cei="http://schemas.microsoft.com/office/word/2026/wordml/cei" xmlns:w16cex="http://schemas.microsoft.com/office/word/2018/wordml/cex" xmlns:w16cid="http://schemas.microsoft.com/office/word/2016/wordml/cid" xmlns:w16="http://schemas.microsoft.com/office/word/2018/wordml" xmlns:w16du="http://schemas.microsoft.com/office/word/2023/wordml/word16du" xmlns:w16sdtdh="http://schemas.microsoft.com/office/word/2020/wordml/sdtdatahash" xmlns:w16sdtfl="http://schemas.microsoft.com/office/word/2024/wordml/sdtformatlock" xmlns:w16se="http://schemas.microsoft.com/office/word/2015/wordml/symex" xmlns:wpg="http://schemas.microsoft.com/office/word/2010/wordprocessingGroup" xmlns:wpi="http://schemas.microsoft.com/office/word/2010/wordprocessingInk" xmlns:wne="http://schemas.microsoft.com/office/word/2006/wordml" xmlns:wps="http://schemas.microsoft.com/office/word/2010/wordprocessingShape" mc:Ignorable="w14 w15 w16se w16cid w16 w16cex w16sdtdh w16sdtfl w16du wp14">
   <w:body>
     <w:p>
       <w:pPr>
@@ -5228,7 +5228,7 @@
                 <w:sz w:val="22"/>
                 <w:szCs w:val="22"/>
               </w:rPr>
-              <w:t>C.C. {{</w:t>
+              <w:t>{{</w:t>
             </w:r>
             <w:proofErr w:type="spellStart"/>
             <w:r>
@@ -5238,6 +5238,39 @@
                 <w:bCs/>
                 <w:sz w:val="22"/>
                 <w:szCs w:val="22"/>
+              </w:rPr>
+              <w:t>TipoDocumento</w:t>
+            </w:r>
+            <w:proofErr w:type="spellEnd"/>
+            <w:r>
+              <w:rPr>
+                <w:rFonts w:ascii="Aptos" w:hAnsi="Aptos" w:cs="Calibri"/>
+                <w:b/>
+                <w:bCs/>
+                <w:sz w:val="22"/>
+                <w:szCs w:val="22"/>
+              </w:rPr>
+              <w:t>}}</w:t>
+            </w:r>
+            <w:r>
+              <w:rPr>
+                <w:rFonts w:ascii="Aptos" w:hAnsi="Aptos" w:cs="Calibri"/>
+                <w:b/>
+                <w:bCs/>
+                <w:sz w:val="22"/>
+                <w:szCs w:val="22"/>
+              </w:rPr>
+              <w:t>{{</w:t>
+            </w:r>
+            <w:proofErr w:type="spellStart"/>
+            <w:r>
+              <w:rPr>
+                <w:rFonts w:ascii="Aptos" w:hAnsi="Aptos" w:cs="Calibri"/>
+                <w:b/>
+                <w:bCs/>
+                <w:sz w:val="22"/>
+                <w:szCs w:val="22"/>
+                <w:u w:val="single"/>
               </w:rPr>
               <w:t>NumeroDocumento</w:t>
             </w:r>
@@ -5622,7 +5655,7 @@
 </file>
 
 <file path=word/endnotes.xml><?xml version="1.0" encoding="utf-8"?>
-<w:endnotes xmlns:wpc="http://schemas.microsoft.com/office/word/2010/wordprocessingCanvas" xmlns:cx="http://schemas.microsoft.com/office/drawing/2014/chartex" xmlns:cx1="http://schemas.microsoft.com/office/drawing/2015/9/8/chartex" xmlns:cx2="http://schemas.microsoft.com/office/drawing/2015/10/21/chartex" xmlns:cx3="http://schemas.microsoft.com/office/drawing/2016/5/9/chartex" xmlns:cx4="http://schemas.microsoft.com/office/drawing/2016/5/10/chartex" xmlns:cx5="http://schemas.microsoft.com/office/drawing/2016/5/11/chartex" xmlns:cx6="http://schemas.microsoft.com/office/drawing/2016/5/12/chartex" xmlns:cx7="http://schemas.microsoft.com/office/drawing/2016/5/13/chartex" xmlns:cx8="http://schemas.microsoft.com/office/drawing/2016/5/14/chartex" xmlns:mc="http://schemas.openxmlformats.org/markup-compatibility/2006" xmlns:aink="http://schemas.microsoft.com/office/drawing/2016/ink" xmlns:am3d="http://schemas.microsoft.com/office/drawing/2017/model3d" xmlns:o="urn:schemas-microsoft-com:office:office" xmlns:oel="http://schemas.microsoft.com/office/2019/extlst" xmlns:r="http://schemas.openxmlformats.org/officeDocument/2006/relationships" xmlns:m="http://schemas.openxmlformats.org/officeDocument/2006/math" xmlns:v="urn:schemas-microsoft-com:vml" xmlns:wp14="http://schemas.microsoft.com/office/word/2010/wordprocessingDrawing" xmlns:wp="http://schemas.openxmlformats.org/drawingml/2006/wordprocessingDrawing" xmlns:w10="urn:schemas-microsoft-com:office:word" xmlns:w="http://schemas.openxmlformats.org/wordprocessingml/2006/main" xmlns:w14="http://schemas.microsoft.com/office/word/2010/wordml" xmlns:w15="http://schemas.microsoft.com/office/word/2012/wordml" xmlns:w16cex="http://schemas.microsoft.com/office/word/2018/wordml/cex" xmlns:w16cid="http://schemas.microsoft.com/office/word/2016/wordml/cid" xmlns:w16="http://schemas.microsoft.com/office/word/2018/wordml" xmlns:w16du="http://schemas.microsoft.com/office/word/2023/wordml/word16du" xmlns:w16sdtdh="http://schemas.microsoft.com/office/word/2020/wordml/sdtdatahash" xmlns:w16sdtfl="http://schemas.microsoft.com/office/word/2024/wordml/sdtformatlock" xmlns:w16se="http://schemas.microsoft.com/office/word/2015/wordml/symex" xmlns:wpg="http://schemas.microsoft.com/office/word/2010/wordprocessingGroup" xmlns:wpi="http://schemas.microsoft.com/office/word/2010/wordprocessingInk" xmlns:wne="http://schemas.microsoft.com/office/word/2006/wordml" xmlns:wps="http://schemas.microsoft.com/office/word/2010/wordprocessingShape" mc:Ignorable="w14 w15 w16se w16cid w16 w16cex w16sdtdh w16sdtfl w16du wp14">
+<w:endnotes xmlns:wpc="http://schemas.microsoft.com/office/word/2010/wordprocessingCanvas" xmlns:cx="http://schemas.microsoft.com/office/drawing/2014/chartex" xmlns:cx1="http://schemas.microsoft.com/office/drawing/2015/9/8/chartex" xmlns:cx2="http://schemas.microsoft.com/office/drawing/2015/10/21/chartex" xmlns:cx3="http://schemas.microsoft.com/office/drawing/2016/5/9/chartex" xmlns:cx4="http://schemas.microsoft.com/office/drawing/2016/5/10/chartex" xmlns:cx5="http://schemas.microsoft.com/office/drawing/2016/5/11/chartex" xmlns:cx6="http://schemas.microsoft.com/office/drawing/2016/5/12/chartex" xmlns:cx7="http://schemas.microsoft.com/office/drawing/2016/5/13/chartex" xmlns:cx8="http://schemas.microsoft.com/office/drawing/2016/5/14/chartex" xmlns:mc="http://schemas.openxmlformats.org/markup-compatibility/2006" xmlns:aink="http://schemas.microsoft.com/office/drawing/2016/ink" xmlns:am3d="http://schemas.microsoft.com/office/drawing/2017/model3d" xmlns:o="urn:schemas-microsoft-com:office:office" xmlns:oel="http://schemas.microsoft.com/office/2019/extlst" xmlns:r="http://schemas.openxmlformats.org/officeDocument/2006/relationships" xmlns:m="http://schemas.openxmlformats.org/officeDocument/2006/math" xmlns:v="urn:schemas-microsoft-com:vml" xmlns:wp14="http://schemas.microsoft.com/office/word/2010/wordprocessingDrawing" xmlns:wp="http://schemas.openxmlformats.org/drawingml/2006/wordprocessingDrawing" xmlns:w10="urn:schemas-microsoft-com:office:word" xmlns:w="http://schemas.openxmlformats.org/wordprocessingml/2006/main" xmlns:w14="http://schemas.microsoft.com/office/word/2010/wordml" xmlns:w15="http://schemas.microsoft.com/office/word/2012/wordml" xmlns:w16cei="http://schemas.microsoft.com/office/word/2026/wordml/cei" xmlns:w16cex="http://schemas.microsoft.com/office/word/2018/wordml/cex" xmlns:w16cid="http://schemas.microsoft.com/office/word/2016/wordml/cid" xmlns:w16="http://schemas.microsoft.com/office/word/2018/wordml" xmlns:w16du="http://schemas.microsoft.com/office/word/2023/wordml/word16du" xmlns:w16sdtdh="http://schemas.microsoft.com/office/word/2020/wordml/sdtdatahash" xmlns:w16sdtfl="http://schemas.microsoft.com/office/word/2024/wordml/sdtformatlock" xmlns:w16se="http://schemas.microsoft.com/office/word/2015/wordml/symex" xmlns:wpg="http://schemas.microsoft.com/office/word/2010/wordprocessingGroup" xmlns:wpi="http://schemas.microsoft.com/office/word/2010/wordprocessingInk" xmlns:wne="http://schemas.microsoft.com/office/word/2006/wordml" xmlns:wps="http://schemas.microsoft.com/office/word/2010/wordprocessingShape" mc:Ignorable="w14 w15 w16se w16cid w16 w16cex w16sdtdh w16sdtfl w16du wp14">
   <w:endnote w:type="separator" w:id="-1">
     <w:p>
       <w:r>
@@ -5641,7 +5674,7 @@
 </file>
 
 <file path=word/footer1.xml><?xml version="1.0" encoding="utf-8"?>
-<w:ftr xmlns:wpc="http://schemas.microsoft.com/office/word/2010/wordprocessingCanvas" xmlns:cx="http://schemas.microsoft.com/office/drawing/2014/chartex" xmlns:cx1="http://schemas.microsoft.com/office/drawing/2015/9/8/chartex" xmlns:cx2="http://schemas.microsoft.com/office/drawing/2015/10/21/chartex" xmlns:cx3="http://schemas.microsoft.com/office/drawing/2016/5/9/chartex" xmlns:cx4="http://schemas.microsoft.com/office/drawing/2016/5/10/chartex" xmlns:cx5="http://schemas.microsoft.com/office/drawing/2016/5/11/chartex" xmlns:cx6="http://schemas.microsoft.com/office/drawing/2016/5/12/chartex" xmlns:cx7="http://schemas.microsoft.com/office/drawing/2016/5/13/chartex" xmlns:cx8="http://schemas.microsoft.com/office/drawing/2016/5/14/chartex" xmlns:mc="http://schemas.openxmlformats.org/markup-compatibility/2006" xmlns:aink="http://schemas.microsoft.com/office/drawing/2016/ink" xmlns:am3d="http://schemas.microsoft.com/office/drawing/2017/model3d" xmlns:o="urn:schemas-microsoft-com:office:office" xmlns:oel="http://schemas.microsoft.com/office/2019/extlst" xmlns:r="http://schemas.openxmlformats.org/officeDocument/2006/relationships" xmlns:m="http://schemas.openxmlformats.org/officeDocument/2006/math" xmlns:v="urn:schemas-microsoft-com:vml" xmlns:wp14="http://schemas.microsoft.com/office/word/2010/wordprocessingDrawing" xmlns:wp="http://schemas.openxmlformats.org/drawingml/2006/wordprocessingDrawing" xmlns:w10="urn:schemas-microsoft-com:office:word" xmlns:w="http://schemas.openxmlformats.org/wordprocessingml/2006/main" xmlns:w14="http://schemas.microsoft.com/office/word/2010/wordml" xmlns:w15="http://schemas.microsoft.com/office/word/2012/wordml" xmlns:w16cex="http://schemas.microsoft.com/office/word/2018/wordml/cex" xmlns:w16cid="http://schemas.microsoft.com/office/word/2016/wordml/cid" xmlns:w16="http://schemas.microsoft.com/office/word/2018/wordml" xmlns:w16du="http://schemas.microsoft.com/office/word/2023/wordml/word16du" xmlns:w16sdtdh="http://schemas.microsoft.com/office/word/2020/wordml/sdtdatahash" xmlns:w16sdtfl="http://schemas.microsoft.com/office/word/2024/wordml/sdtformatlock" xmlns:w16se="http://schemas.microsoft.com/office/word/2015/wordml/symex" xmlns:wpg="http://schemas.microsoft.com/office/word/2010/wordprocessingGroup" xmlns:wpi="http://schemas.microsoft.com/office/word/2010/wordprocessingInk" xmlns:wne="http://schemas.microsoft.com/office/word/2006/wordml" xmlns:wps="http://schemas.microsoft.com/office/word/2010/wordprocessingShape" mc:Ignorable="w14 w15 w16se w16cid w16 w16cex w16sdtdh w16sdtfl w16du wp14">
+<w:ftr xmlns:wpc="http://schemas.microsoft.com/office/word/2010/wordprocessingCanvas" xmlns:cx="http://schemas.microsoft.com/office/drawing/2014/chartex" xmlns:cx1="http://schemas.microsoft.com/office/drawing/2015/9/8/chartex" xmlns:cx2="http://schemas.microsoft.com/office/drawing/2015/10/21/chartex" xmlns:cx3="http://schemas.microsoft.com/office/drawing/2016/5/9/chartex" xmlns:cx4="http://schemas.microsoft.com/office/drawing/2016/5/10/chartex" xmlns:cx5="http://schemas.microsoft.com/office/drawing/2016/5/11/chartex" xmlns:cx6="http://schemas.microsoft.com/office/drawing/2016/5/12/chartex" xmlns:cx7="http://schemas.microsoft.com/office/drawing/2016/5/13/chartex" xmlns:cx8="http://schemas.microsoft.com/office/drawing/2016/5/14/chartex" xmlns:mc="http://schemas.openxmlformats.org/markup-compatibility/2006" xmlns:aink="http://schemas.microsoft.com/office/drawing/2016/ink" xmlns:am3d="http://schemas.microsoft.com/office/drawing/2017/model3d" xmlns:o="urn:schemas-microsoft-com:office:office" xmlns:oel="http://schemas.microsoft.com/office/2019/extlst" xmlns:r="http://schemas.openxmlformats.org/officeDocument/2006/relationships" xmlns:m="http://schemas.openxmlformats.org/officeDocument/2006/math" xmlns:v="urn:schemas-microsoft-com:vml" xmlns:wp14="http://schemas.microsoft.com/office/word/2010/wordprocessingDrawing" xmlns:wp="http://schemas.openxmlformats.org/drawingml/2006/wordprocessingDrawing" xmlns:w10="urn:schemas-microsoft-com:office:word" xmlns:w="http://schemas.openxmlformats.org/wordprocessingml/2006/main" xmlns:w14="http://schemas.microsoft.com/office/word/2010/wordml" xmlns:w15="http://schemas.microsoft.com/office/word/2012/wordml" xmlns:w16cei="http://schemas.microsoft.com/office/word/2026/wordml/cei" xmlns:w16cex="http://schemas.microsoft.com/office/word/2018/wordml/cex" xmlns:w16cid="http://schemas.microsoft.com/office/word/2016/wordml/cid" xmlns:w16="http://schemas.microsoft.com/office/word/2018/wordml" xmlns:w16du="http://schemas.microsoft.com/office/word/2023/wordml/word16du" xmlns:w16sdtdh="http://schemas.microsoft.com/office/word/2020/wordml/sdtdatahash" xmlns:w16sdtfl="http://schemas.microsoft.com/office/word/2024/wordml/sdtformatlock" xmlns:w16se="http://schemas.microsoft.com/office/word/2015/wordml/symex" xmlns:wpg="http://schemas.microsoft.com/office/word/2010/wordprocessingGroup" xmlns:wpi="http://schemas.microsoft.com/office/word/2010/wordprocessingInk" xmlns:wne="http://schemas.microsoft.com/office/word/2006/wordml" xmlns:wps="http://schemas.microsoft.com/office/word/2010/wordprocessingShape" mc:Ignorable="w14 w15 w16se w16cid w16 w16cex w16sdtdh w16sdtfl w16du wp14">
   <w:p>
     <w:pPr>
       <w:pStyle w:val="Piedepgina"/>
@@ -5773,7 +5806,7 @@
 </file>
 
 <file path=word/footnotes.xml><?xml version="1.0" encoding="utf-8"?>
-<w:footnotes xmlns:wpc="http://schemas.microsoft.com/office/word/2010/wordprocessingCanvas" xmlns:cx="http://schemas.microsoft.com/office/drawing/2014/chartex" xmlns:cx1="http://schemas.microsoft.com/office/drawing/2015/9/8/chartex" xmlns:cx2="http://schemas.microsoft.com/office/drawing/2015/10/21/chartex" xmlns:cx3="http://schemas.microsoft.com/office/drawing/2016/5/9/chartex" xmlns:cx4="http://schemas.microsoft.com/office/drawing/2016/5/10/chartex" xmlns:cx5="http://schemas.microsoft.com/office/drawing/2016/5/11/chartex" xmlns:cx6="http://schemas.microsoft.com/office/drawing/2016/5/12/chartex" xmlns:cx7="http://schemas.microsoft.com/office/drawing/2016/5/13/chartex" xmlns:cx8="http://schemas.microsoft.com/office/drawing/2016/5/14/chartex" xmlns:mc="http://schemas.openxmlformats.org/markup-compatibility/2006" xmlns:aink="http://schemas.microsoft.com/office/drawing/2016/ink" xmlns:am3d="http://schemas.microsoft.com/office/drawing/2017/model3d" xmlns:o="urn:schemas-microsoft-com:office:office" xmlns:oel="http://schemas.microsoft.com/office/2019/extlst" xmlns:r="http://schemas.openxmlformats.org/officeDocument/2006/relationships" xmlns:m="http://schemas.openxmlformats.org/officeDocument/2006/math" xmlns:v="urn:schemas-microsoft-com:vml" xmlns:wp14="http://schemas.microsoft.com/office/word/2010/wordprocessingDrawing" xmlns:wp="http://schemas.openxmlformats.org/drawingml/2006/wordprocessingDrawing" xmlns:w10="urn:schemas-microsoft-com:office:word" xmlns:w="http://schemas.openxmlformats.org/wordprocessingml/2006/main" xmlns:w14="http://schemas.microsoft.com/office/word/2010/wordml" xmlns:w15="http://schemas.microsoft.com/office/word/2012/wordml" xmlns:w16cex="http://schemas.microsoft.com/office/word/2018/wordml/cex" xmlns:w16cid="http://schemas.microsoft.com/office/word/2016/wordml/cid" xmlns:w16="http://schemas.microsoft.com/office/word/2018/wordml" xmlns:w16du="http://schemas.microsoft.com/office/word/2023/wordml/word16du" xmlns:w16sdtdh="http://schemas.microsoft.com/office/word/2020/wordml/sdtdatahash" xmlns:w16sdtfl="http://schemas.microsoft.com/office/word/2024/wordml/sdtformatlock" xmlns:w16se="http://schemas.microsoft.com/office/word/2015/wordml/symex" xmlns:wpg="http://schemas.microsoft.com/office/word/2010/wordprocessingGroup" xmlns:wpi="http://schemas.microsoft.com/office/word/2010/wordprocessingInk" xmlns:wne="http://schemas.microsoft.com/office/word/2006/wordml" xmlns:wps="http://schemas.microsoft.com/office/word/2010/wordprocessingShape" mc:Ignorable="w14 w15 w16se w16cid w16 w16cex w16sdtdh w16sdtfl w16du wp14">
+<w:footnotes xmlns:wpc="http://schemas.microsoft.com/office/word/2010/wordprocessingCanvas" xmlns:cx="http://schemas.microsoft.com/office/drawing/2014/chartex" xmlns:cx1="http://schemas.microsoft.com/office/drawing/2015/9/8/chartex" xmlns:cx2="http://schemas.microsoft.com/office/drawing/2015/10/21/chartex" xmlns:cx3="http://schemas.microsoft.com/office/drawing/2016/5/9/chartex" xmlns:cx4="http://schemas.microsoft.com/office/drawing/2016/5/10/chartex" xmlns:cx5="http://schemas.microsoft.com/office/drawing/2016/5/11/chartex" xmlns:cx6="http://schemas.microsoft.com/office/drawing/2016/5/12/chartex" xmlns:cx7="http://schemas.microsoft.com/office/drawing/2016/5/13/chartex" xmlns:cx8="http://schemas.microsoft.com/office/drawing/2016/5/14/chartex" xmlns:mc="http://schemas.openxmlformats.org/markup-compatibility/2006" xmlns:aink="http://schemas.microsoft.com/office/drawing/2016/ink" xmlns:am3d="http://schemas.microsoft.com/office/drawing/2017/model3d" xmlns:o="urn:schemas-microsoft-com:office:office" xmlns:oel="http://schemas.microsoft.com/office/2019/extlst" xmlns:r="http://schemas.openxmlformats.org/officeDocument/2006/relationships" xmlns:m="http://schemas.openxmlformats.org/officeDocument/2006/math" xmlns:v="urn:schemas-microsoft-com:vml" xmlns:wp14="http://schemas.microsoft.com/office/word/2010/wordprocessingDrawing" xmlns:wp="http://schemas.openxmlformats.org/drawingml/2006/wordprocessingDrawing" xmlns:w10="urn:schemas-microsoft-com:office:word" xmlns:w="http://schemas.openxmlformats.org/wordprocessingml/2006/main" xmlns:w14="http://schemas.microsoft.com/office/word/2010/wordml" xmlns:w15="http://schemas.microsoft.com/office/word/2012/wordml" xmlns:w16cei="http://schemas.microsoft.com/office/word/2026/wordml/cei" xmlns:w16cex="http://schemas.microsoft.com/office/word/2018/wordml/cex" xmlns:w16cid="http://schemas.microsoft.com/office/word/2016/wordml/cid" xmlns:w16="http://schemas.microsoft.com/office/word/2018/wordml" xmlns:w16du="http://schemas.microsoft.com/office/word/2023/wordml/word16du" xmlns:w16sdtdh="http://schemas.microsoft.com/office/word/2020/wordml/sdtdatahash" xmlns:w16sdtfl="http://schemas.microsoft.com/office/word/2024/wordml/sdtformatlock" xmlns:w16se="http://schemas.microsoft.com/office/word/2015/wordml/symex" xmlns:wpg="http://schemas.microsoft.com/office/word/2010/wordprocessingGroup" xmlns:wpi="http://schemas.microsoft.com/office/word/2010/wordprocessingInk" xmlns:wne="http://schemas.microsoft.com/office/word/2006/wordml" xmlns:wps="http://schemas.microsoft.com/office/word/2010/wordprocessingShape" mc:Ignorable="w14 w15 w16se w16cid w16 w16cex w16sdtdh w16sdtfl w16du wp14">
   <w:footnote w:type="separator" w:id="-1">
     <w:p>
       <w:r>
@@ -5792,7 +5825,7 @@
 </file>
 
 <file path=word/numbering.xml><?xml version="1.0" encoding="utf-8"?>
-<w:numbering xmlns:wpc="http://schemas.microsoft.com/office/word/2010/wordprocessingCanvas" xmlns:cx="http://schemas.microsoft.com/office/drawing/2014/chartex" xmlns:cx1="http://schemas.microsoft.com/office/drawing/2015/9/8/chartex" xmlns:cx2="http://schemas.microsoft.com/office/drawing/2015/10/21/chartex" xmlns:cx3="http://schemas.microsoft.com/office/drawing/2016/5/9/chartex" xmlns:cx4="http://schemas.microsoft.com/office/drawing/2016/5/10/chartex" xmlns:cx5="http://schemas.microsoft.com/office/drawing/2016/5/11/chartex" xmlns:cx6="http://schemas.microsoft.com/office/drawing/2016/5/12/chartex" xmlns:cx7="http://schemas.microsoft.com/office/drawing/2016/5/13/chartex" xmlns:cx8="http://schemas.microsoft.com/office/drawing/2016/5/14/chartex" xmlns:mc="http://schemas.openxmlformats.org/markup-compatibility/2006" xmlns:aink="http://schemas.microsoft.com/office/drawing/2016/ink" xmlns:am3d="http://schemas.microsoft.com/office/drawing/2017/model3d" xmlns:o="urn:schemas-microsoft-com:office:office" xmlns:oel="http://schemas.microsoft.com/office/2019/extlst" xmlns:r="http://schemas.openxmlformats.org/officeDocument/2006/relationships" xmlns:m="http://schemas.openxmlformats.org/officeDocument/2006/math" xmlns:v="urn:schemas-microsoft-com:vml" xmlns:wp14="http://schemas.microsoft.com/office/word/2010/wordprocessingDrawing" xmlns:wp="http://schemas.openxmlformats.org/drawingml/2006/wordprocessingDrawing" xmlns:w10="urn:schemas-microsoft-com:office:word" xmlns:w="http://schemas.openxmlformats.org/wordprocessingml/2006/main" xmlns:w14="http://schemas.microsoft.com/office/word/2010/wordml" xmlns:w15="http://schemas.microsoft.com/office/word/2012/wordml" xmlns:w16cex="http://schemas.microsoft.com/office/word/2018/wordml/cex" xmlns:w16cid="http://schemas.microsoft.com/office/word/2016/wordml/cid" xmlns:w16="http://schemas.microsoft.com/office/word/2018/wordml" xmlns:w16du="http://schemas.microsoft.com/office/word/2023/wordml/word16du" xmlns:w16sdtdh="http://schemas.microsoft.com/office/word/2020/wordml/sdtdatahash" xmlns:w16sdtfl="http://schemas.microsoft.com/office/word/2024/wordml/sdtformatlock" xmlns:w16se="http://schemas.microsoft.com/office/word/2015/wordml/symex" xmlns:wpg="http://schemas.microsoft.com/office/word/2010/wordprocessingGroup" xmlns:wpi="http://schemas.microsoft.com/office/word/2010/wordprocessingInk" xmlns:wne="http://schemas.microsoft.com/office/word/2006/wordml" xmlns:wps="http://schemas.microsoft.com/office/word/2010/wordprocessingShape" mc:Ignorable="w14 w15 w16se w16cid w16 w16cex w16sdtdh w16sdtfl w16du wp14">
+<w:numbering xmlns:wpc="http://schemas.microsoft.com/office/word/2010/wordprocessingCanvas" xmlns:cx="http://schemas.microsoft.com/office/drawing/2014/chartex" xmlns:cx1="http://schemas.microsoft.com/office/drawing/2015/9/8/chartex" xmlns:cx2="http://schemas.microsoft.com/office/drawing/2015/10/21/chartex" xmlns:cx3="http://schemas.microsoft.com/office/drawing/2016/5/9/chartex" xmlns:cx4="http://schemas.microsoft.com/office/drawing/2016/5/10/chartex" xmlns:cx5="http://schemas.microsoft.com/office/drawing/2016/5/11/chartex" xmlns:cx6="http://schemas.microsoft.com/office/drawing/2016/5/12/chartex" xmlns:cx7="http://schemas.microsoft.com/office/drawing/2016/5/13/chartex" xmlns:cx8="http://schemas.microsoft.com/office/drawing/2016/5/14/chartex" xmlns:mc="http://schemas.openxmlformats.org/markup-compatibility/2006" xmlns:aink="http://schemas.microsoft.com/office/drawing/2016/ink" xmlns:am3d="http://schemas.microsoft.com/office/drawing/2017/model3d" xmlns:o="urn:schemas-microsoft-com:office:office" xmlns:oel="http://schemas.microsoft.com/office/2019/extlst" xmlns:r="http://schemas.openxmlformats.org/officeDocument/2006/relationships" xmlns:m="http://schemas.openxmlformats.org/officeDocument/2006/math" xmlns:v="urn:schemas-microsoft-com:vml" xmlns:wp14="http://schemas.microsoft.com/office/word/2010/wordprocessingDrawing" xmlns:wp="http://schemas.openxmlformats.org/drawingml/2006/wordprocessingDrawing" xmlns:w10="urn:schemas-microsoft-com:office:word" xmlns:w="http://schemas.openxmlformats.org/wordprocessingml/2006/main" xmlns:w14="http://schemas.microsoft.com/office/word/2010/wordml" xmlns:w15="http://schemas.microsoft.com/office/word/2012/wordml" xmlns:w16cei="http://schemas.microsoft.com/office/word/2026/wordml/cei" xmlns:w16cex="http://schemas.microsoft.com/office/word/2018/wordml/cex" xmlns:w16cid="http://schemas.microsoft.com/office/word/2016/wordml/cid" xmlns:w16="http://schemas.microsoft.com/office/word/2018/wordml" xmlns:w16du="http://schemas.microsoft.com/office/word/2023/wordml/word16du" xmlns:w16sdtdh="http://schemas.microsoft.com/office/word/2020/wordml/sdtdatahash" xmlns:w16sdtfl="http://schemas.microsoft.com/office/word/2024/wordml/sdtformatlock" xmlns:w16se="http://schemas.microsoft.com/office/word/2015/wordml/symex" xmlns:wpg="http://schemas.microsoft.com/office/word/2010/wordprocessingGroup" xmlns:wpi="http://schemas.microsoft.com/office/word/2010/wordprocessingInk" xmlns:wne="http://schemas.microsoft.com/office/word/2006/wordml" xmlns:wps="http://schemas.microsoft.com/office/word/2010/wordprocessingShape" mc:Ignorable="w14 w15 w16se w16cid w16 w16cex w16sdtdh w16sdtfl w16du wp14">
   <w:abstractNum w:abstractNumId="0" w15:restartNumberingAfterBreak="0">
     <w:nsid w:val="00CA61A4"/>
     <w:multiLevelType w:val="hybridMultilevel"/>
@@ -7510,6 +7543,7 @@
   <w:style w:type="character" w:default="1" w:styleId="Fuentedeprrafopredeter">
     <w:name w:val="Default Paragraph Font"/>
     <w:uiPriority w:val="1"/>
+    <w:semiHidden/>
     <w:unhideWhenUsed/>
   </w:style>
   <w:style w:type="table" w:default="1" w:styleId="Tablanormal">
@@ -8289,21 +8323,15 @@
 </file>
 
 <file path=customXml/item1.xml><?xml version="1.0" encoding="utf-8"?>
-<b:Sources xmlns:b="http://schemas.openxmlformats.org/officeDocument/2006/bibliography" xmlns="http://schemas.openxmlformats.org/officeDocument/2006/bibliography" SelectedStyle="\APASixthEditionOfficeOnline.xsl" StyleName="APA" Version="6"/>
+<?mso-contentType ?>
+<FormTemplates xmlns="http://schemas.microsoft.com/sharepoint/v3/contenttype/forms">
+  <Display>DocumentLibraryForm</Display>
+  <Edit>DocumentLibraryForm</Edit>
+  <New>DocumentLibraryForm</New>
+</FormTemplates>
 </file>
 
 <file path=customXml/item2.xml><?xml version="1.0" encoding="utf-8"?>
-<p:properties xmlns:p="http://schemas.microsoft.com/office/2006/metadata/properties" xmlns:xsi="http://www.w3.org/2001/XMLSchema-instance" xmlns:pc="http://schemas.microsoft.com/office/infopath/2007/PartnerControls">
-  <documentManagement>
-    <lcf76f155ced4ddcb4097134ff3c332f xmlns="0671de82-fb77-4741-a946-bbedde5d4f76">
-      <Terms xmlns="http://schemas.microsoft.com/office/infopath/2007/PartnerControls"/>
-    </lcf76f155ced4ddcb4097134ff3c332f>
-    <TaxCatchAll xmlns="bfe36008-4467-4f6a-b17f-684c3d9d556d" xsi:nil="true"/>
-  </documentManagement>
-</p:properties>
-</file>
-
-<file path=customXml/item3.xml><?xml version="1.0" encoding="utf-8"?>
 <ct:contentTypeSchema xmlns:ct="http://schemas.microsoft.com/office/2006/metadata/contentType" xmlns:ma="http://schemas.microsoft.com/office/2006/metadata/properties/metaAttributes" ct:_="" ma:_="" ma:contentTypeName="Documento" ma:contentTypeID="0x01010068C79E2D4FBF494D8565142F1B408D23" ma:contentTypeVersion="13" ma:contentTypeDescription="Crear nuevo documento." ma:contentTypeScope="" ma:versionID="033ef99cf88c0d3b788bf7a31a0475d4">
   <xsd:schema xmlns:xsd="http://www.w3.org/2001/XMLSchema" xmlns:xs="http://www.w3.org/2001/XMLSchema" xmlns:p="http://schemas.microsoft.com/office/2006/metadata/properties" xmlns:ns2="0671de82-fb77-4741-a946-bbedde5d4f76" xmlns:ns3="bfe36008-4467-4f6a-b17f-684c3d9d556d" targetNamespace="http://schemas.microsoft.com/office/2006/metadata/properties" ma:root="true" ma:fieldsID="67b2ee94343aeb2f8f0920204dca2d30" ns2:_="" ns3:_="">
     <xsd:import namespace="0671de82-fb77-4741-a946-bbedde5d4f76"/>
@@ -8510,35 +8538,30 @@
 </ct:contentTypeSchema>
 </file>
 
+<file path=customXml/item3.xml><?xml version="1.0" encoding="utf-8"?>
+<p:properties xmlns:p="http://schemas.microsoft.com/office/2006/metadata/properties" xmlns:xsi="http://www.w3.org/2001/XMLSchema-instance" xmlns:pc="http://schemas.microsoft.com/office/infopath/2007/PartnerControls">
+  <documentManagement>
+    <lcf76f155ced4ddcb4097134ff3c332f xmlns="0671de82-fb77-4741-a946-bbedde5d4f76">
+      <Terms xmlns="http://schemas.microsoft.com/office/infopath/2007/PartnerControls"/>
+    </lcf76f155ced4ddcb4097134ff3c332f>
+    <TaxCatchAll xmlns="bfe36008-4467-4f6a-b17f-684c3d9d556d" xsi:nil="true"/>
+  </documentManagement>
+</p:properties>
+</file>
+
 <file path=customXml/item4.xml><?xml version="1.0" encoding="utf-8"?>
-<?mso-contentType ?>
-<FormTemplates xmlns="http://schemas.microsoft.com/sharepoint/v3/contenttype/forms">
-  <Display>DocumentLibraryForm</Display>
-  <Edit>DocumentLibraryForm</Edit>
-  <New>DocumentLibraryForm</New>
-</FormTemplates>
+<b:Sources xmlns:b="http://schemas.openxmlformats.org/officeDocument/2006/bibliography" xmlns="http://schemas.openxmlformats.org/officeDocument/2006/bibliography" SelectedStyle="\APASixthEditionOfficeOnline.xsl" StyleName="APA" Version="6"/>
 </file>
 
 <file path=customXml/itemProps1.xml><?xml version="1.0" encoding="utf-8"?>
-<ds:datastoreItem xmlns:ds="http://schemas.openxmlformats.org/officeDocument/2006/customXml" ds:itemID="{0A978500-EE5C-4E66-8A2D-CA6E460CCF3E}">
+<ds:datastoreItem xmlns:ds="http://schemas.openxmlformats.org/officeDocument/2006/customXml" ds:itemID="{D9ACF961-869C-45D1-8F29-1E0AF96515D2}">
   <ds:schemaRefs>
-    <ds:schemaRef ds:uri="http://schemas.openxmlformats.org/officeDocument/2006/bibliography"/>
+    <ds:schemaRef ds:uri="http://schemas.microsoft.com/sharepoint/v3/contenttype/forms"/>
   </ds:schemaRefs>
 </ds:datastoreItem>
 </file>
 
 <file path=customXml/itemProps2.xml><?xml version="1.0" encoding="utf-8"?>
-<ds:datastoreItem xmlns:ds="http://schemas.openxmlformats.org/officeDocument/2006/customXml" ds:itemID="{AB5287EC-50D0-43BB-BC52-C85B38A837B2}">
-  <ds:schemaRefs>
-    <ds:schemaRef ds:uri="http://schemas.microsoft.com/office/2006/metadata/properties"/>
-    <ds:schemaRef ds:uri="http://schemas.microsoft.com/office/infopath/2007/PartnerControls"/>
-    <ds:schemaRef ds:uri="0671de82-fb77-4741-a946-bbedde5d4f76"/>
-    <ds:schemaRef ds:uri="bfe36008-4467-4f6a-b17f-684c3d9d556d"/>
-  </ds:schemaRefs>
-</ds:datastoreItem>
-</file>
-
-<file path=customXml/itemProps3.xml><?xml version="1.0" encoding="utf-8"?>
 <ds:datastoreItem xmlns:ds="http://schemas.openxmlformats.org/officeDocument/2006/customXml" ds:itemID="{E3115EE0-3761-44F0-A52C-627D7DA123A5}">
   <ds:schemaRefs>
     <ds:schemaRef ds:uri="http://schemas.microsoft.com/office/2006/metadata/contentType"/>
@@ -8557,10 +8580,21 @@
 </ds:datastoreItem>
 </file>
 
+<file path=customXml/itemProps3.xml><?xml version="1.0" encoding="utf-8"?>
+<ds:datastoreItem xmlns:ds="http://schemas.openxmlformats.org/officeDocument/2006/customXml" ds:itemID="{AB5287EC-50D0-43BB-BC52-C85B38A837B2}">
+  <ds:schemaRefs>
+    <ds:schemaRef ds:uri="http://schemas.microsoft.com/office/2006/metadata/properties"/>
+    <ds:schemaRef ds:uri="http://schemas.microsoft.com/office/infopath/2007/PartnerControls"/>
+    <ds:schemaRef ds:uri="0671de82-fb77-4741-a946-bbedde5d4f76"/>
+    <ds:schemaRef ds:uri="bfe36008-4467-4f6a-b17f-684c3d9d556d"/>
+  </ds:schemaRefs>
+</ds:datastoreItem>
+</file>
+
 <file path=customXml/itemProps4.xml><?xml version="1.0" encoding="utf-8"?>
-<ds:datastoreItem xmlns:ds="http://schemas.openxmlformats.org/officeDocument/2006/customXml" ds:itemID="{D9ACF961-869C-45D1-8F29-1E0AF96515D2}">
+<ds:datastoreItem xmlns:ds="http://schemas.openxmlformats.org/officeDocument/2006/customXml" ds:itemID="{0A978500-EE5C-4E66-8A2D-CA6E460CCF3E}">
   <ds:schemaRefs>
-    <ds:schemaRef ds:uri="http://schemas.microsoft.com/sharepoint/v3/contenttype/forms"/>
+    <ds:schemaRef ds:uri="http://schemas.openxmlformats.org/officeDocument/2006/bibliography"/>
   </ds:schemaRefs>
 </ds:datastoreItem>
 </file>
--- a/back/src/static/todoSilver/AnexoTecnicoCapital.docx
+++ b/back/src/static/todoSilver/AnexoTecnicoCapital.docx
@@ -252,8 +252,8 @@
         <w:tblLook w:val="04A0" w:firstRow="1" w:lastRow="0" w:firstColumn="1" w:lastColumn="0" w:noHBand="0" w:noVBand="1"/>
       </w:tblPr>
       <w:tblGrid>
-        <w:gridCol w:w="4414"/>
-        <w:gridCol w:w="4414"/>
+        <w:gridCol w:w="4154"/>
+        <w:gridCol w:w="4684"/>
       </w:tblGrid>
       <w:tr>
         <w:tc>
@@ -642,7 +642,7 @@
                 <w:sz w:val="20"/>
                 <w:szCs w:val="20"/>
               </w:rPr>
-              <w:t>NombreCompleto</w:t>
+              <w:t>ContratistaNombreLegal</w:t>
             </w:r>
             <w:proofErr w:type="spellEnd"/>
             <w:r>
@@ -675,7 +675,7 @@
                 <w:sz w:val="20"/>
                 <w:szCs w:val="20"/>
               </w:rPr>
-              <w:t>Cédula: {{</w:t>
+              <w:t>{{</w:t>
             </w:r>
             <w:proofErr w:type="spellStart"/>
             <w:r>
@@ -686,7 +686,29 @@
                 <w:sz w:val="20"/>
                 <w:szCs w:val="20"/>
               </w:rPr>
-              <w:t>NumeroDocumento</w:t>
+              <w:t>ContratistaDocumentoEtiqueta</w:t>
+            </w:r>
+            <w:proofErr w:type="spellEnd"/>
+            <w:r>
+              <w:rPr>
+                <w:rFonts w:ascii="Aptos" w:hAnsi="Aptos" w:cs="Calibri"/>
+                <w:b/>
+                <w:bCs/>
+                <w:sz w:val="20"/>
+                <w:szCs w:val="20"/>
+              </w:rPr>
+              <w:t>}}: {{</w:t>
+            </w:r>
+            <w:proofErr w:type="spellStart"/>
+            <w:r>
+              <w:rPr>
+                <w:rFonts w:ascii="Aptos" w:hAnsi="Aptos" w:cs="Calibri"/>
+                <w:b/>
+                <w:bCs/>
+                <w:sz w:val="20"/>
+                <w:szCs w:val="20"/>
+              </w:rPr>
+              <w:t>ContratistaDocumentoLegal</w:t>
             </w:r>
             <w:proofErr w:type="spellEnd"/>
             <w:r>
@@ -719,7 +741,29 @@
                 <w:sz w:val="20"/>
                 <w:szCs w:val="20"/>
               </w:rPr>
-              <w:t>Domicilio: {{</w:t>
+              <w:t>{{#ContratistaFirmaNit}}</w:t>
+            </w:r>
+          </w:p>
+          <w:p>
+            <w:pPr>
+              <w:jc w:val="both"/>
+              <w:rPr>
+                <w:rFonts w:ascii="Aptos" w:hAnsi="Aptos" w:cs="Calibri"/>
+                <w:b/>
+                <w:bCs/>
+                <w:sz w:val="20"/>
+                <w:szCs w:val="20"/>
+              </w:rPr>
+            </w:pPr>
+            <w:r>
+              <w:rPr>
+                <w:rFonts w:ascii="Aptos" w:hAnsi="Aptos" w:cs="Calibri"/>
+                <w:b/>
+                <w:bCs/>
+                <w:sz w:val="20"/>
+                <w:szCs w:val="20"/>
+              </w:rPr>
+              <w:t>Rep. Legal | {{</w:t>
             </w:r>
             <w:proofErr w:type="spellStart"/>
             <w:r>
@@ -730,7 +774,7 @@
                 <w:sz w:val="20"/>
                 <w:szCs w:val="20"/>
               </w:rPr>
-              <w:t>Direccion</w:t>
+              <w:t>ContratistaRepresentanteLegal</w:t>
             </w:r>
             <w:proofErr w:type="spellEnd"/>
             <w:r>
@@ -749,6 +793,160 @@
               <w:jc w:val="both"/>
               <w:rPr>
                 <w:rFonts w:ascii="Aptos" w:hAnsi="Aptos" w:cs="Calibri"/>
+                <w:b/>
+                <w:bCs/>
+                <w:sz w:val="20"/>
+                <w:szCs w:val="20"/>
+              </w:rPr>
+            </w:pPr>
+            <w:r>
+              <w:rPr>
+                <w:rFonts w:ascii="Aptos" w:hAnsi="Aptos" w:cs="Calibri"/>
+                <w:b/>
+                <w:bCs/>
+                <w:sz w:val="20"/>
+                <w:szCs w:val="20"/>
+              </w:rPr>
+              <w:t>{{</w:t>
+            </w:r>
+            <w:proofErr w:type="spellStart"/>
+            <w:r>
+              <w:rPr>
+                <w:rFonts w:ascii="Aptos" w:hAnsi="Aptos" w:cs="Calibri"/>
+                <w:b/>
+                <w:bCs/>
+                <w:sz w:val="20"/>
+                <w:szCs w:val="20"/>
+              </w:rPr>
+              <w:t>ContratistaTipoDocumentoRepresentante</w:t>
+            </w:r>
+            <w:proofErr w:type="spellEnd"/>
+            <w:r>
+              <w:rPr>
+                <w:rFonts w:ascii="Aptos" w:hAnsi="Aptos" w:cs="Calibri"/>
+                <w:b/>
+                <w:bCs/>
+                <w:sz w:val="20"/>
+                <w:szCs w:val="20"/>
+              </w:rPr>
+              <w:t>}}: {{</w:t>
+            </w:r>
+            <w:proofErr w:type="spellStart"/>
+            <w:r>
+              <w:rPr>
+                <w:rFonts w:ascii="Aptos" w:hAnsi="Aptos" w:cs="Calibri"/>
+                <w:b/>
+                <w:bCs/>
+                <w:sz w:val="20"/>
+                <w:szCs w:val="20"/>
+              </w:rPr>
+              <w:t>ContratistaNumeroDocumentoRepresentante</w:t>
+            </w:r>
+            <w:proofErr w:type="spellEnd"/>
+            <w:r>
+              <w:rPr>
+                <w:rFonts w:ascii="Aptos" w:hAnsi="Aptos" w:cs="Calibri"/>
+                <w:b/>
+                <w:bCs/>
+                <w:sz w:val="20"/>
+                <w:szCs w:val="20"/>
+              </w:rPr>
+              <w:t>}}</w:t>
+            </w:r>
+          </w:p>
+          <w:p>
+            <w:pPr>
+              <w:jc w:val="both"/>
+              <w:rPr>
+                <w:rFonts w:ascii="Aptos" w:hAnsi="Aptos" w:cs="Calibri"/>
+                <w:b/>
+                <w:bCs/>
+                <w:sz w:val="20"/>
+                <w:szCs w:val="20"/>
+              </w:rPr>
+            </w:pPr>
+            <w:r>
+              <w:rPr>
+                <w:rFonts w:ascii="Aptos" w:hAnsi="Aptos" w:cs="Calibri"/>
+                <w:b/>
+                <w:bCs/>
+                <w:sz w:val="20"/>
+                <w:szCs w:val="20"/>
+              </w:rPr>
+              <w:t>{{/</w:t>
+            </w:r>
+            <w:proofErr w:type="spellStart"/>
+            <w:r>
+              <w:rPr>
+                <w:rFonts w:ascii="Aptos" w:hAnsi="Aptos" w:cs="Calibri"/>
+                <w:b/>
+                <w:bCs/>
+                <w:sz w:val="20"/>
+                <w:szCs w:val="20"/>
+              </w:rPr>
+              <w:t>ContratistaFirmaNit</w:t>
+            </w:r>
+            <w:proofErr w:type="spellEnd"/>
+            <w:r>
+              <w:rPr>
+                <w:rFonts w:ascii="Aptos" w:hAnsi="Aptos" w:cs="Calibri"/>
+                <w:b/>
+                <w:bCs/>
+                <w:sz w:val="20"/>
+                <w:szCs w:val="20"/>
+              </w:rPr>
+              <w:t>}}</w:t>
+            </w:r>
+          </w:p>
+          <w:p>
+            <w:pPr>
+              <w:jc w:val="both"/>
+              <w:rPr>
+                <w:rFonts w:ascii="Aptos" w:hAnsi="Aptos" w:cs="Calibri"/>
+                <w:b/>
+                <w:bCs/>
+                <w:sz w:val="20"/>
+                <w:szCs w:val="20"/>
+              </w:rPr>
+            </w:pPr>
+            <w:r>
+              <w:rPr>
+                <w:rFonts w:ascii="Aptos" w:hAnsi="Aptos" w:cs="Calibri"/>
+                <w:b/>
+                <w:bCs/>
+                <w:sz w:val="20"/>
+                <w:szCs w:val="20"/>
+              </w:rPr>
+              <w:t>Domicilio: {{</w:t>
+            </w:r>
+            <w:proofErr w:type="spellStart"/>
+            <w:r>
+              <w:rPr>
+                <w:rFonts w:ascii="Aptos" w:hAnsi="Aptos" w:cs="Calibri"/>
+                <w:b/>
+                <w:bCs/>
+                <w:sz w:val="20"/>
+                <w:szCs w:val="20"/>
+              </w:rPr>
+              <w:t>Direccion</w:t>
+            </w:r>
+            <w:proofErr w:type="spellEnd"/>
+            <w:r>
+              <w:rPr>
+                <w:rFonts w:ascii="Aptos" w:hAnsi="Aptos" w:cs="Calibri"/>
+                <w:b/>
+                <w:bCs/>
+                <w:sz w:val="20"/>
+                <w:szCs w:val="20"/>
+              </w:rPr>
+              <w:t>}}</w:t>
+            </w:r>
+          </w:p>
+          <w:p>
+            <w:pPr>
+              <w:jc w:val="both"/>
+              <w:rPr>
+                <w:rFonts w:ascii="Aptos" w:hAnsi="Aptos" w:cs="Calibri"/>
                 <w:sz w:val="20"/>
                 <w:szCs w:val="20"/>
                 <w:u w:val="single"/>
@@ -758,6 +956,9 @@
         </w:tc>
       </w:tr>
       <w:tr>
+        <w:trPr>
+          <w:trHeight w:val="648"/>
+        </w:trPr>
         <w:tc>
           <w:tcPr>
             <w:tcW w:w="4414" w:type="dxa"/>
@@ -1424,7 +1625,6 @@
           <w:sz w:val="20"/>
           <w:szCs w:val="20"/>
         </w:rPr>
-        <w:lastRenderedPageBreak/>
         <w:t xml:space="preserve">Información detallada sobre las necesidades. </w:t>
       </w:r>
     </w:p>
@@ -2269,7 +2469,25 @@
           <w:sz w:val="20"/>
           <w:szCs w:val="20"/>
         </w:rPr>
-        <w:t xml:space="preserve"> de la mismas de manera </w:t>
+        <w:t xml:space="preserve"> de </w:t>
+      </w:r>
+      <w:proofErr w:type="gramStart"/>
+      <w:r>
+        <w:rPr>
+          <w:rFonts w:ascii="Aptos" w:hAnsi="Aptos"/>
+          <w:sz w:val="20"/>
+          <w:szCs w:val="20"/>
+        </w:rPr>
+        <w:t>la mismas</w:t>
+      </w:r>
+      <w:proofErr w:type="gramEnd"/>
+      <w:r>
+        <w:rPr>
+          <w:rFonts w:ascii="Aptos" w:hAnsi="Aptos"/>
+          <w:sz w:val="20"/>
+          <w:szCs w:val="20"/>
+        </w:rPr>
+        <w:t xml:space="preserve"> de manera </w:t>
       </w:r>
       <w:r>
         <w:rPr>
@@ -2389,7 +2607,25 @@
           <w:sz w:val="20"/>
           <w:szCs w:val="20"/>
         </w:rPr>
-        <w:t xml:space="preserve">el Ticket o la </w:t>
+        <w:t xml:space="preserve">el </w:t>
+      </w:r>
+      <w:proofErr w:type="gramStart"/>
+      <w:r>
+        <w:rPr>
+          <w:rFonts w:ascii="Aptos" w:hAnsi="Aptos"/>
+          <w:sz w:val="20"/>
+          <w:szCs w:val="20"/>
+        </w:rPr>
+        <w:t>Ticket</w:t>
+      </w:r>
+      <w:proofErr w:type="gramEnd"/>
+      <w:r>
+        <w:rPr>
+          <w:rFonts w:ascii="Aptos" w:hAnsi="Aptos"/>
+          <w:sz w:val="20"/>
+          <w:szCs w:val="20"/>
+        </w:rPr>
+        <w:t xml:space="preserve"> o la </w:t>
       </w:r>
       <w:r>
         <w:rPr>
@@ -2671,7 +2907,25 @@
           <w:sz w:val="20"/>
           <w:szCs w:val="20"/>
         </w:rPr>
-        <w:t xml:space="preserve">Visto bueno por parte del Coordinador de Servicios, que dé cuenta del cumplimiento satisfactorio de los Tickets u </w:t>
+        <w:t xml:space="preserve">Visto bueno por parte del Coordinador de Servicios, que dé cuenta del cumplimiento satisfactorio de los </w:t>
+      </w:r>
+      <w:proofErr w:type="gramStart"/>
+      <w:r>
+        <w:rPr>
+          <w:rFonts w:ascii="Aptos" w:hAnsi="Aptos"/>
+          <w:sz w:val="20"/>
+          <w:szCs w:val="20"/>
+        </w:rPr>
+        <w:t>Tickets</w:t>
+      </w:r>
+      <w:proofErr w:type="gramEnd"/>
+      <w:r>
+        <w:rPr>
+          <w:rFonts w:ascii="Aptos" w:hAnsi="Aptos"/>
+          <w:sz w:val="20"/>
+          <w:szCs w:val="20"/>
+        </w:rPr>
+        <w:t xml:space="preserve"> u </w:t>
       </w:r>
       <w:r>
         <w:rPr>
@@ -2710,6 +2964,7 @@
           <w:sz w:val="20"/>
           <w:szCs w:val="20"/>
         </w:rPr>
+        <w:lastRenderedPageBreak/>
         <w:t xml:space="preserve">Constancia de pago del sistema de seguridad social en calidad de contratista independiente de acuerdo con lo establecido en la Ley, en caso de que </w:t>
       </w:r>
       <w:r>
@@ -2751,7 +3006,6 @@
           <w:sz w:val="20"/>
           <w:szCs w:val="20"/>
         </w:rPr>
-        <w:lastRenderedPageBreak/>
         <w:t xml:space="preserve">Constancia de pago del sistema de seguridad social en calidad de trabajador de acuerdo con lo establecido en la Ley, del consultor designado por </w:t>
       </w:r>
       <w:r>
@@ -3860,7 +4114,6 @@
           <w:sz w:val="20"/>
           <w:szCs w:val="20"/>
         </w:rPr>
-        <w:lastRenderedPageBreak/>
         <w:t>Planear, coordinar y supervisar la ejecución de proyectos tecnológicos, asegurando el cumplimiento de alcance, tiempo, costo y calidad.</w:t>
       </w:r>
     </w:p>
@@ -4240,23 +4493,59 @@
           <w:sz w:val="20"/>
           <w:szCs w:val="20"/>
         </w:rPr>
-        <w:t xml:space="preserve"> en el acápite de notificaciones del Contrato, Azure o ITSM</w:t>
-      </w:r>
-      <w:r>
-        <w:rPr>
-          <w:rFonts w:ascii="Aptos" w:hAnsi="Aptos"/>
-          <w:sz w:val="20"/>
-          <w:szCs w:val="20"/>
-        </w:rPr>
-        <w:t xml:space="preserve"> , adjuntando </w:t>
-      </w:r>
-      <w:r>
-        <w:rPr>
-          <w:rFonts w:ascii="Aptos" w:hAnsi="Aptos"/>
-          <w:sz w:val="20"/>
-          <w:szCs w:val="20"/>
-        </w:rPr>
-        <w:t xml:space="preserve">el Ticket o la respectiva Orden </w:t>
+        <w:t xml:space="preserve"> en el acápite de notificaciones del Contrato, Azure o </w:t>
+      </w:r>
+      <w:proofErr w:type="gramStart"/>
+      <w:r>
+        <w:rPr>
+          <w:rFonts w:ascii="Aptos" w:hAnsi="Aptos"/>
+          <w:sz w:val="20"/>
+          <w:szCs w:val="20"/>
+        </w:rPr>
+        <w:t>ITSM</w:t>
+      </w:r>
+      <w:r>
+        <w:rPr>
+          <w:rFonts w:ascii="Aptos" w:hAnsi="Aptos"/>
+          <w:sz w:val="20"/>
+          <w:szCs w:val="20"/>
+        </w:rPr>
+        <w:t xml:space="preserve"> ,</w:t>
+      </w:r>
+      <w:proofErr w:type="gramEnd"/>
+      <w:r>
+        <w:rPr>
+          <w:rFonts w:ascii="Aptos" w:hAnsi="Aptos"/>
+          <w:sz w:val="20"/>
+          <w:szCs w:val="20"/>
+        </w:rPr>
+        <w:t xml:space="preserve"> adjuntando </w:t>
+      </w:r>
+      <w:r>
+        <w:rPr>
+          <w:rFonts w:ascii="Aptos" w:hAnsi="Aptos"/>
+          <w:sz w:val="20"/>
+          <w:szCs w:val="20"/>
+        </w:rPr>
+        <w:t xml:space="preserve">el </w:t>
+      </w:r>
+      <w:proofErr w:type="gramStart"/>
+      <w:r>
+        <w:rPr>
+          <w:rFonts w:ascii="Aptos" w:hAnsi="Aptos"/>
+          <w:sz w:val="20"/>
+          <w:szCs w:val="20"/>
+        </w:rPr>
+        <w:t>Ticket</w:t>
+      </w:r>
+      <w:proofErr w:type="gramEnd"/>
+      <w:r>
+        <w:rPr>
+          <w:rFonts w:ascii="Aptos" w:hAnsi="Aptos"/>
+          <w:sz w:val="20"/>
+          <w:szCs w:val="20"/>
+        </w:rPr>
+        <w:t xml:space="preserve"> o la respectiva Orden </w:t>
       </w:r>
       <w:r>
         <w:rPr>
@@ -4822,6 +5111,26 @@
         </w:rPr>
         <w:t>}}.</w:t>
       </w:r>
+    </w:p>
+    <w:p>
+      <w:pPr>
+        <w:jc w:val="both"/>
+        <w:rPr>
+          <w:rFonts w:ascii="Aptos" w:hAnsi="Aptos" w:cs="Calibri"/>
+          <w:sz w:val="20"/>
+          <w:szCs w:val="20"/>
+        </w:rPr>
+      </w:pPr>
+    </w:p>
+    <w:p>
+      <w:pPr>
+        <w:jc w:val="both"/>
+        <w:rPr>
+          <w:rFonts w:ascii="Aptos" w:hAnsi="Aptos" w:cs="Calibri"/>
+          <w:sz w:val="20"/>
+          <w:szCs w:val="20"/>
+        </w:rPr>
+      </w:pPr>
     </w:p>
     <w:p>
       <w:pPr>
@@ -4878,6 +5187,7 @@
                 <w:sz w:val="22"/>
                 <w:szCs w:val="22"/>
               </w:rPr>
+              <w:lastRenderedPageBreak/>
               <w:t>LA EMPRESA</w:t>
             </w:r>
           </w:p>
@@ -4939,7 +5249,6 @@
                 <w:sz w:val="22"/>
                 <w:szCs w:val="22"/>
               </w:rPr>
-              <w:lastRenderedPageBreak/>
               <w:t>EL CONTRATISTA</w:t>
             </w:r>
           </w:p>
@@ -5242,6 +5551,7 @@
               <w:t>TipoDocumento</w:t>
             </w:r>
             <w:proofErr w:type="spellEnd"/>
+            <w:proofErr w:type="gramStart"/>
             <w:r>
               <w:rPr>
                 <w:rFonts w:ascii="Aptos" w:hAnsi="Aptos" w:cs="Calibri"/>
@@ -5260,7 +5570,18 @@
                 <w:sz w:val="22"/>
                 <w:szCs w:val="22"/>
               </w:rPr>
-              <w:t>{{</w:t>
+              <w:t>{</w:t>
+            </w:r>
+            <w:proofErr w:type="gramEnd"/>
+            <w:r>
+              <w:rPr>
+                <w:rFonts w:ascii="Aptos" w:hAnsi="Aptos" w:cs="Calibri"/>
+                <w:b/>
+                <w:bCs/>
+                <w:sz w:val="22"/>
+                <w:szCs w:val="22"/>
+              </w:rPr>
+              <w:t>{</w:t>
             </w:r>
             <w:proofErr w:type="spellStart"/>
             <w:r>
@@ -5507,7 +5828,21 @@
               <w:rPr>
                 <w:sz w:val="20"/>
               </w:rPr>
-              <w:t>{{#items}}{{tipo}}</w:t>
+              <w:t>{{#items</w:t>
+            </w:r>
+            <w:proofErr w:type="gramStart"/>
+            <w:r>
+              <w:rPr>
+                <w:sz w:val="20"/>
+              </w:rPr>
+              <w:t>}}{</w:t>
+            </w:r>
+            <w:proofErr w:type="gramEnd"/>
+            <w:r>
+              <w:rPr>
+                <w:sz w:val="20"/>
+              </w:rPr>
+              <w:t>{tipo}}</w:t>
             </w:r>
           </w:p>
         </w:tc>
@@ -5607,11 +5942,19 @@
               <w:t>fechaFin</w:t>
             </w:r>
             <w:proofErr w:type="spellEnd"/>
+            <w:proofErr w:type="gramStart"/>
             <w:r>
               <w:rPr>
                 <w:sz w:val="20"/>
               </w:rPr>
-              <w:t>}}{{/</w:t>
+              <w:t>}}{</w:t>
+            </w:r>
+            <w:proofErr w:type="gramEnd"/>
+            <w:r>
+              <w:rPr>
+                <w:sz w:val="20"/>
+              </w:rPr>
+              <w:t>{/</w:t>
             </w:r>
             <w:proofErr w:type="spellStart"/>
             <w:r>
@@ -7543,7 +7886,6 @@
   <w:style w:type="character" w:default="1" w:styleId="Fuentedeprrafopredeter">
     <w:name w:val="Default Paragraph Font"/>
     <w:uiPriority w:val="1"/>
-    <w:semiHidden/>
     <w:unhideWhenUsed/>
   </w:style>
   <w:style w:type="table" w:default="1" w:styleId="Tablanormal">
@@ -8323,15 +8665,21 @@
 </file>
 
 <file path=customXml/item1.xml><?xml version="1.0" encoding="utf-8"?>
-<?mso-contentType ?>
-<FormTemplates xmlns="http://schemas.microsoft.com/sharepoint/v3/contenttype/forms">
-  <Display>DocumentLibraryForm</Display>
-  <Edit>DocumentLibraryForm</Edit>
-  <New>DocumentLibraryForm</New>
-</FormTemplates>
+<b:Sources xmlns:b="http://schemas.openxmlformats.org/officeDocument/2006/bibliography" xmlns="http://schemas.openxmlformats.org/officeDocument/2006/bibliography" SelectedStyle="\APASixthEditionOfficeOnline.xsl" StyleName="APA" Version="6"/>
 </file>
 
 <file path=customXml/item2.xml><?xml version="1.0" encoding="utf-8"?>
+<p:properties xmlns:p="http://schemas.microsoft.com/office/2006/metadata/properties" xmlns:xsi="http://www.w3.org/2001/XMLSchema-instance" xmlns:pc="http://schemas.microsoft.com/office/infopath/2007/PartnerControls">
+  <documentManagement>
+    <lcf76f155ced4ddcb4097134ff3c332f xmlns="0671de82-fb77-4741-a946-bbedde5d4f76">
+      <Terms xmlns="http://schemas.microsoft.com/office/infopath/2007/PartnerControls"/>
+    </lcf76f155ced4ddcb4097134ff3c332f>
+    <TaxCatchAll xmlns="bfe36008-4467-4f6a-b17f-684c3d9d556d" xsi:nil="true"/>
+  </documentManagement>
+</p:properties>
+</file>
+
+<file path=customXml/item3.xml><?xml version="1.0" encoding="utf-8"?>
 <ct:contentTypeSchema xmlns:ct="http://schemas.microsoft.com/office/2006/metadata/contentType" xmlns:ma="http://schemas.microsoft.com/office/2006/metadata/properties/metaAttributes" ct:_="" ma:_="" ma:contentTypeName="Documento" ma:contentTypeID="0x01010068C79E2D4FBF494D8565142F1B408D23" ma:contentTypeVersion="13" ma:contentTypeDescription="Crear nuevo documento." ma:contentTypeScope="" ma:versionID="033ef99cf88c0d3b788bf7a31a0475d4">
   <xsd:schema xmlns:xsd="http://www.w3.org/2001/XMLSchema" xmlns:xs="http://www.w3.org/2001/XMLSchema" xmlns:p="http://schemas.microsoft.com/office/2006/metadata/properties" xmlns:ns2="0671de82-fb77-4741-a946-bbedde5d4f76" xmlns:ns3="bfe36008-4467-4f6a-b17f-684c3d9d556d" targetNamespace="http://schemas.microsoft.com/office/2006/metadata/properties" ma:root="true" ma:fieldsID="67b2ee94343aeb2f8f0920204dca2d30" ns2:_="" ns3:_="">
     <xsd:import namespace="0671de82-fb77-4741-a946-bbedde5d4f76"/>
@@ -8538,30 +8886,35 @@
 </ct:contentTypeSchema>
 </file>
 
-<file path=customXml/item3.xml><?xml version="1.0" encoding="utf-8"?>
-<p:properties xmlns:p="http://schemas.microsoft.com/office/2006/metadata/properties" xmlns:xsi="http://www.w3.org/2001/XMLSchema-instance" xmlns:pc="http://schemas.microsoft.com/office/infopath/2007/PartnerControls">
-  <documentManagement>
-    <lcf76f155ced4ddcb4097134ff3c332f xmlns="0671de82-fb77-4741-a946-bbedde5d4f76">
-      <Terms xmlns="http://schemas.microsoft.com/office/infopath/2007/PartnerControls"/>
-    </lcf76f155ced4ddcb4097134ff3c332f>
-    <TaxCatchAll xmlns="bfe36008-4467-4f6a-b17f-684c3d9d556d" xsi:nil="true"/>
-  </documentManagement>
-</p:properties>
-</file>
-
 <file path=customXml/item4.xml><?xml version="1.0" encoding="utf-8"?>
-<b:Sources xmlns:b="http://schemas.openxmlformats.org/officeDocument/2006/bibliography" xmlns="http://schemas.openxmlformats.org/officeDocument/2006/bibliography" SelectedStyle="\APASixthEditionOfficeOnline.xsl" StyleName="APA" Version="6"/>
+<?mso-contentType ?>
+<FormTemplates xmlns="http://schemas.microsoft.com/sharepoint/v3/contenttype/forms">
+  <Display>DocumentLibraryForm</Display>
+  <Edit>DocumentLibraryForm</Edit>
+  <New>DocumentLibraryForm</New>
+</FormTemplates>
 </file>
 
 <file path=customXml/itemProps1.xml><?xml version="1.0" encoding="utf-8"?>
-<ds:datastoreItem xmlns:ds="http://schemas.openxmlformats.org/officeDocument/2006/customXml" ds:itemID="{D9ACF961-869C-45D1-8F29-1E0AF96515D2}">
+<ds:datastoreItem xmlns:ds="http://schemas.openxmlformats.org/officeDocument/2006/customXml" ds:itemID="{0A978500-EE5C-4E66-8A2D-CA6E460CCF3E}">
   <ds:schemaRefs>
-    <ds:schemaRef ds:uri="http://schemas.microsoft.com/sharepoint/v3/contenttype/forms"/>
+    <ds:schemaRef ds:uri="http://schemas.openxmlformats.org/officeDocument/2006/bibliography"/>
   </ds:schemaRefs>
 </ds:datastoreItem>
 </file>
 
 <file path=customXml/itemProps2.xml><?xml version="1.0" encoding="utf-8"?>
+<ds:datastoreItem xmlns:ds="http://schemas.openxmlformats.org/officeDocument/2006/customXml" ds:itemID="{AB5287EC-50D0-43BB-BC52-C85B38A837B2}">
+  <ds:schemaRefs>
+    <ds:schemaRef ds:uri="http://schemas.microsoft.com/office/2006/metadata/properties"/>
+    <ds:schemaRef ds:uri="http://schemas.microsoft.com/office/infopath/2007/PartnerControls"/>
+    <ds:schemaRef ds:uri="0671de82-fb77-4741-a946-bbedde5d4f76"/>
+    <ds:schemaRef ds:uri="bfe36008-4467-4f6a-b17f-684c3d9d556d"/>
+  </ds:schemaRefs>
+</ds:datastoreItem>
+</file>
+
+<file path=customXml/itemProps3.xml><?xml version="1.0" encoding="utf-8"?>
 <ds:datastoreItem xmlns:ds="http://schemas.openxmlformats.org/officeDocument/2006/customXml" ds:itemID="{E3115EE0-3761-44F0-A52C-627D7DA123A5}">
   <ds:schemaRefs>
     <ds:schemaRef ds:uri="http://schemas.microsoft.com/office/2006/metadata/contentType"/>
@@ -8580,21 +8933,10 @@
 </ds:datastoreItem>
 </file>
 
-<file path=customXml/itemProps3.xml><?xml version="1.0" encoding="utf-8"?>
-<ds:datastoreItem xmlns:ds="http://schemas.openxmlformats.org/officeDocument/2006/customXml" ds:itemID="{AB5287EC-50D0-43BB-BC52-C85B38A837B2}">
+<file path=customXml/itemProps4.xml><?xml version="1.0" encoding="utf-8"?>
+<ds:datastoreItem xmlns:ds="http://schemas.openxmlformats.org/officeDocument/2006/customXml" ds:itemID="{D9ACF961-869C-45D1-8F29-1E0AF96515D2}">
   <ds:schemaRefs>
-    <ds:schemaRef ds:uri="http://schemas.microsoft.com/office/2006/metadata/properties"/>
-    <ds:schemaRef ds:uri="http://schemas.microsoft.com/office/infopath/2007/PartnerControls"/>
-    <ds:schemaRef ds:uri="0671de82-fb77-4741-a946-bbedde5d4f76"/>
-    <ds:schemaRef ds:uri="bfe36008-4467-4f6a-b17f-684c3d9d556d"/>
-  </ds:schemaRefs>
-</ds:datastoreItem>
-</file>
-
-<file path=customXml/itemProps4.xml><?xml version="1.0" encoding="utf-8"?>
-<ds:datastoreItem xmlns:ds="http://schemas.openxmlformats.org/officeDocument/2006/customXml" ds:itemID="{0A978500-EE5C-4E66-8A2D-CA6E460CCF3E}">
-  <ds:schemaRefs>
-    <ds:schemaRef ds:uri="http://schemas.openxmlformats.org/officeDocument/2006/bibliography"/>
+    <ds:schemaRef ds:uri="http://schemas.microsoft.com/sharepoint/v3/contenttype/forms"/>
   </ds:schemaRefs>
 </ds:datastoreItem>
 </file>